--- a/docs/psj/5주차_모델링_및_평가_판정인코더편_박수진_20261006.docx
+++ b/docs/psj/5주차_모델링_및_평가_판정인코더편_박수진_20261006.docx
@@ -113,7 +113,7 @@
           <w:sz w:val="20"/>
           <w:szCs w:val="20"/>
         </w:rPr>
-        <w:t xml:space="preserve">판정 인코더는 문장 하나를 받아 위반 유형 9칸의 확률을 내는 KcBERT 다중 라벨 분류기다. 3차 골든으로 다시 학습했고, dev 실험 아홉 판을 거쳐 후보를 하나로 정한 뒤 평가 분할을 한 번 채점했다.</w:t>
+        <w:t xml:space="preserve">판정 인코더는 문장 하나를 받아 위반 유형 9칸의 확률을 내는 KcBERT 다중 라벨 분류기다. 3차 골든으로 다시 학습했고, dev 실험 열 판을 거쳐 후보를 하나로 정한 뒤 평가 분할을 한 번 채점했다.</w:t>
       </w:r>
     </w:p>
     <w:p>
@@ -230,6 +230,34 @@
     </w:p>
     <w:p>
       <w:pPr>
+        <w:pStyle w:val="ListParagraph"/>
+        <w:numPr>
+          <w:ilvl w:val="0"/>
+          <w:numId w:val="2"/>
+        </w:numPr>
+        <w:spacing w:after="60"/>
+      </w:pPr>
+      <w:r>
+        <w:rPr>
+          <w:rFonts w:ascii="맑은 고딕" w:cs="맑은 고딕" w:eastAsia="맑은 고딕" w:hAnsi="맑은 고딕"/>
+          <w:b/>
+          <w:bCs/>
+          <w:sz w:val="20"/>
+          <w:szCs w:val="20"/>
+        </w:rPr>
+        <w:t xml:space="preserve">판정 로직에 붙여 보면</w:t>
+      </w:r>
+      <w:r>
+        <w:rPr>
+          <w:rFonts w:ascii="맑은 고딕" w:cs="맑은 고딕" w:eastAsia="맑은 고딕" w:hAnsi="맑은 고딕"/>
+          <w:sz w:val="20"/>
+          <w:szCs w:val="20"/>
+        </w:rPr>
+        <w:t xml:space="preserve">(프로토타입 · test 1회) 탐지 재현율이 15 ~ 17% 에서 56 ~ 57% 로 오르고, 확정과 통과는 거의 그대로다. 표는 테스트 문서 6절에 있다.</w:t>
+      </w:r>
+    </w:p>
+    <w:p>
+      <w:pPr>
         <w:pStyle w:val="Heading1"/>
         <w:keepNext/>
         <w:spacing w:after="140" w:before="320"/>
@@ -1203,7 +1231,29 @@
                 <w:sz w:val="18"/>
                 <w:szCs w:val="18"/>
               </w:rPr>
-              <w:t xml:space="preserve">양성 4,123 · 음성 612. 여기서 dev 묶음과 같은 문구 중복을 뺀 것이 실제 학습 행이다</w:t>
+              <w:t xml:space="preserve">양성 4,123 · 음성 612. 여기서 dev 묶음과 같은 문구 중복을 뺀 </w:t>
+            </w:r>
+            <w:r>
+              <w:rPr>
+                <w:rFonts w:ascii="맑은 고딕" w:cs="맑은 고딕" w:eastAsia="맑은 고딕" w:hAnsi="맑은 고딕"/>
+                <w:b/>
+                <w:bCs/>
+                <w:color w:val="1C1C1F"/>
+                <w:sz w:val="18"/>
+                <w:szCs w:val="18"/>
+              </w:rPr>
+              <w:t xml:space="preserve">실제 학습 행은 4,144</w:t>
+            </w:r>
+            <w:r>
+              <w:rPr>
+                <w:rFonts w:ascii="맑은 고딕" w:cs="맑은 고딕" w:eastAsia="맑은 고딕" w:hAnsi="맑은 고딕"/>
+                <w:b w:val="false"/>
+                <w:bCs w:val="false"/>
+                <w:color w:val="1C1C1F"/>
+                <w:sz w:val="18"/>
+                <w:szCs w:val="18"/>
+              </w:rPr>
+              <w:t xml:space="preserve"> 다</w:t>
             </w:r>
           </w:p>
         </w:tc>
@@ -1283,7 +1333,7 @@
           <w:sz w:val="20"/>
           <w:szCs w:val="20"/>
         </w:rPr>
-        <w:t xml:space="preserve">실제 학습 행 수와 조건별 내역은 저장 모델의 label_scheme.json(train_rows · train_by_cond · train_role_counts)에 실려 있다.</w:t>
+        <w:t xml:space="preserve">실제 학습 행 4,144 는 저장 모델의 label_scheme.json(train_rows)에서 읽은 값이다. 조건별 내역(train_by_cond · train_role_counts)도 같은 파일에 실려 있다. 고른 시드는 43 · 저장 회차는 6 이다.</w:t>
       </w:r>
     </w:p>
     <w:p>
@@ -4508,6 +4558,124 @@
           </w:p>
         </w:tc>
       </w:tr>
+      <w:tr>
+        <w:trPr>
+          <w:cantSplit/>
+        </w:trPr>
+        <w:tc>
+          <w:tcPr>
+            <w:tcW w:type="dxa" w:w="2120"/>
+            <w:tcMar>
+              <w:top w:type="dxa" w:w="50"/>
+              <w:left w:type="dxa" w:w="90"/>
+              <w:bottom w:type="dxa" w:w="50"/>
+              <w:right w:type="dxa" w:w="90"/>
+            </w:tcMar>
+            <w:vAlign w:val="center"/>
+          </w:tcPr>
+          <w:p/>
+        </w:tc>
+        <w:tc>
+          <w:tcPr>
+            <w:tcW w:type="dxa" w:w="1156"/>
+            <w:tcMar>
+              <w:top w:type="dxa" w:w="50"/>
+              <w:left w:type="dxa" w:w="90"/>
+              <w:bottom w:type="dxa" w:w="50"/>
+              <w:right w:type="dxa" w:w="90"/>
+            </w:tcMar>
+            <w:vAlign w:val="center"/>
+          </w:tcPr>
+          <w:p>
+            <w:r>
+              <w:rPr>
+                <w:rFonts w:ascii="맑은 고딕" w:cs="맑은 고딕" w:eastAsia="맑은 고딕" w:hAnsi="맑은 고딕"/>
+                <w:b w:val="false"/>
+                <w:bCs w:val="false"/>
+                <w:color w:val="1C1C1F"/>
+                <w:sz w:val="18"/>
+                <w:szCs w:val="18"/>
+              </w:rPr>
+              <w:t xml:space="preserve">v9</w:t>
+            </w:r>
+          </w:p>
+        </w:tc>
+        <w:tc>
+          <w:tcPr>
+            <w:tcW w:type="dxa" w:w="2891"/>
+            <w:tcMar>
+              <w:top w:type="dxa" w:w="50"/>
+              <w:left w:type="dxa" w:w="90"/>
+              <w:bottom w:type="dxa" w:w="50"/>
+              <w:right w:type="dxa" w:w="90"/>
+            </w:tcMar>
+            <w:vAlign w:val="center"/>
+          </w:tcPr>
+          <w:p>
+            <w:r>
+              <w:rPr>
+                <w:rFonts w:ascii="맑은 고딕" w:cs="맑은 고딕" w:eastAsia="맑은 고딕" w:hAnsi="맑은 고딕"/>
+                <w:b w:val="false"/>
+                <w:bCs w:val="false"/>
+                <w:color w:val="1C1C1F"/>
+                <w:sz w:val="18"/>
+                <w:szCs w:val="18"/>
+              </w:rPr>
+              <w:t xml:space="preserve">R0 과 같은 학습 · 문턱을 시드 평균으로</w:t>
+            </w:r>
+          </w:p>
+        </w:tc>
+        <w:tc>
+          <w:tcPr>
+            <w:tcW w:type="dxa" w:w="1734"/>
+            <w:tcMar>
+              <w:top w:type="dxa" w:w="50"/>
+              <w:left w:type="dxa" w:w="90"/>
+              <w:bottom w:type="dxa" w:w="50"/>
+              <w:right w:type="dxa" w:w="90"/>
+            </w:tcMar>
+            <w:vAlign w:val="center"/>
+          </w:tcPr>
+          <w:p>
+            <w:r>
+              <w:rPr>
+                <w:rFonts w:ascii="맑은 고딕" w:cs="맑은 고딕" w:eastAsia="맑은 고딕" w:hAnsi="맑은 고딕"/>
+                <w:b w:val="false"/>
+                <w:bCs w:val="false"/>
+                <w:color w:val="1C1C1F"/>
+                <w:sz w:val="18"/>
+                <w:szCs w:val="18"/>
+              </w:rPr>
+              <w:t xml:space="preserve">0.794 ± 0.008</w:t>
+            </w:r>
+          </w:p>
+        </w:tc>
+        <w:tc>
+          <w:tcPr>
+            <w:tcW w:type="dxa" w:w="1737"/>
+            <w:tcMar>
+              <w:top w:type="dxa" w:w="50"/>
+              <w:left w:type="dxa" w:w="90"/>
+              <w:bottom w:type="dxa" w:w="50"/>
+              <w:right w:type="dxa" w:w="90"/>
+            </w:tcMar>
+            <w:vAlign w:val="center"/>
+          </w:tcPr>
+          <w:p>
+            <w:r>
+              <w:rPr>
+                <w:rFonts w:ascii="맑은 고딕" w:cs="맑은 고딕" w:eastAsia="맑은 고딕" w:hAnsi="맑은 고딕"/>
+                <w:b w:val="false"/>
+                <w:bCs w:val="false"/>
+                <w:color w:val="1C1C1F"/>
+                <w:sz w:val="18"/>
+                <w:szCs w:val="18"/>
+              </w:rPr>
+              <w:t xml:space="preserve">탈락 — 의약품 · 소비자_기만 재현율</w:t>
+            </w:r>
+          </w:p>
+        </w:tc>
+      </w:tr>
     </w:tbl>
     <w:p>
       <w:pPr>
@@ -4565,7 +4733,35 @@
           <w:sz w:val="20"/>
           <w:szCs w:val="20"/>
         </w:rPr>
-        <w:t xml:space="preserve">자세한 수치는 「판정 인코더 3차 재학습 — dev 실험 정리」에 있다.</w:t>
+        <w:t xml:space="preserve">v9 는 dev 를 실제 문구만으로 떼고(R0) 문턱을 세 시드의 평균 곡선으로 고르는 판이다. 사전에 정한 채택 조건에서 탈락했다 — dev 재현율이 의약품_오인 81.1 → 59.5%(−21.6%p) · 소비자_기만 59.0 → 48.7%(−10.3%p) 로 내렸고, 음성에 후보가 선 줄 수(17/76)는 줄지 않았다. </w:t>
+      </w:r>
+      <w:r>
+        <w:rPr>
+          <w:rFonts w:ascii="맑은 고딕" w:cs="맑은 고딕" w:eastAsia="맑은 고딕" w:hAnsi="맑은 고딕"/>
+          <w:b/>
+          <w:bCs/>
+          <w:sz w:val="20"/>
+          <w:szCs w:val="20"/>
+        </w:rPr>
+        <w:t xml:space="preserve">평가 분할은 채점하지 않았다.</w:t>
+      </w:r>
+    </w:p>
+    <w:p>
+      <w:pPr>
+        <w:pStyle w:val="ListParagraph"/>
+        <w:numPr>
+          <w:ilvl w:val="0"/>
+          <w:numId w:val="2"/>
+        </w:numPr>
+        <w:spacing w:after="60"/>
+      </w:pPr>
+      <w:r>
+        <w:rPr>
+          <w:rFonts w:ascii="맑은 고딕" w:cs="맑은 고딕" w:eastAsia="맑은 고딕" w:hAnsi="맑은 고딕"/>
+          <w:sz w:val="20"/>
+          <w:szCs w:val="20"/>
+        </w:rPr>
+        <w:t xml:space="preserve">자세한 수치는 「판정 인코더 3차 재학습 — dev 실험 정리」에 있다. v9 의 dev 출력은 노트북(copylane_encoder_finetune_v9_…ipynb) 실행 결과로만 남아 있다.</w:t>
       </w:r>
     </w:p>
     <w:p>
@@ -7539,6 +7735,62 @@
       <w:r>
         <w:rPr>
           <w:rFonts w:ascii="맑은 고딕" w:cs="맑은 고딕" w:eastAsia="맑은 고딕" w:hAnsi="맑은 고딕"/>
+          <w:b/>
+          <w:bCs/>
+          <w:sz w:val="20"/>
+          <w:szCs w:val="20"/>
+        </w:rPr>
+        <w:t xml:space="preserve">dev 정의와 문턱 규칙을 바꿔도 나아지지 않았다.</w:t>
+      </w:r>
+      <w:r>
+        <w:rPr>
+          <w:rFonts w:ascii="맑은 고딕" w:cs="맑은 고딕" w:eastAsia="맑은 고딕" w:hAnsi="맑은 고딕"/>
+          <w:sz w:val="20"/>
+          <w:szCs w:val="20"/>
+        </w:rPr>
+        <w:t xml:space="preserve"> v9 가 dev 에서 탈락했다. 최종 후보는 A 그대로다.</w:t>
+      </w:r>
+    </w:p>
+    <w:p>
+      <w:pPr>
+        <w:pStyle w:val="ListParagraph"/>
+        <w:numPr>
+          <w:ilvl w:val="0"/>
+          <w:numId w:val="2"/>
+        </w:numPr>
+        <w:spacing w:after="60"/>
+      </w:pPr>
+      <w:r>
+        <w:rPr>
+          <w:rFonts w:ascii="맑은 고딕" w:cs="맑은 고딕" w:eastAsia="맑은 고딕" w:hAnsi="맑은 고딕"/>
+          <w:b/>
+          <w:bCs/>
+          <w:sz w:val="20"/>
+          <w:szCs w:val="20"/>
+        </w:rPr>
+        <w:t xml:space="preserve">판정 로직에 붙였을 때 통과 길이 거의 열리지 않는다.</w:t>
+      </w:r>
+      <w:r>
+        <w:rPr>
+          <w:rFonts w:ascii="맑은 고딕" w:cs="맑은 고딕" w:eastAsia="맑은 고딕" w:hAnsi="맑은 고딕"/>
+          <w:sz w:val="20"/>
+          <w:szCs w:val="20"/>
+        </w:rPr>
+        <w:t xml:space="preserve"> 적법 문장(주장 없음) 133행 중 통과 8행(6.0%) · 조건 L 은 0/10 이다. 인코더가 적법 문장에도 후보를 내기 때문이다.</w:t>
+      </w:r>
+    </w:p>
+    <w:p>
+      <w:pPr>
+        <w:pStyle w:val="ListParagraph"/>
+        <w:numPr>
+          <w:ilvl w:val="0"/>
+          <w:numId w:val="2"/>
+        </w:numPr>
+        <w:spacing w:after="60"/>
+      </w:pPr>
+      <w:r>
+        <w:rPr>
+          <w:rFonts w:ascii="맑은 고딕" w:cs="맑은 고딕" w:eastAsia="맑은 고딕" w:hAnsi="맑은 고딕"/>
           <w:sz w:val="20"/>
           <w:szCs w:val="20"/>
         </w:rPr>
@@ -7596,7 +7848,7 @@
           <w:sz w:val="20"/>
           <w:szCs w:val="20"/>
         </w:rPr>
-        <w:t xml:space="preserve">dev 정의(실제 문구만)와 문턱 규칙(시드 평균)을 바꾼 판 v9 — 진행 중. 결과는 별도 판으로 보고한다</w:t>
+        <w:t xml:space="preserve">사전 확정에 인코더 합의를 요구할지(D-127) — 프로토타입 test 에서 합의 요구는 맞는 확정 12건을 내리고 틀린 확정 5건을 걸렀다. 팀장 판정</w:t>
       </w:r>
     </w:p>
     <w:p>
@@ -7614,7 +7866,7 @@
           <w:sz w:val="20"/>
           <w:szCs w:val="20"/>
         </w:rPr>
-        <w:t xml:space="preserve">인코더 배선 뒤 그래프 재측정 — 팀장 문서의 표(탐지 재현율 · 적법 오탐)를 같은 자로 다시 잰다</w:t>
+        <w:t xml:space="preserve">앱 그래프의 encode 노드 배선 뒤 DB 로 재측정 — 프로토타입에는 조문 검색 · 위험도 하한이 없다</w:t>
       </w:r>
     </w:p>
     <w:p>
@@ -7651,7 +7903,7 @@
           <w:sz w:val="20"/>
           <w:szCs w:val="20"/>
         </w:rPr>
-        <w:t xml:space="preserve">근거 — 결과보고서 「판정 인코더 3차 재학습 — 결과보고서 (test 1회 채점)」 · dev 실험 정리 · 저장 모델 label_scheme.json · 판정 D-25 · D-70 · D-175 · D-234 · D-249 · D-267 · D-296 개정 2 · D-321.</w:t>
+        <w:t xml:space="preserve">근거 — 결과보고서 「판정 인코더 3차 재학습 — 결과보고서 (test 1회 채점)」 · dev 실험 정리 · v9 노트북 실행 결과 · 판정 로직 프로토타입 실행 결과(docs/psj/e2e_prototype) · 저장 모델 label_scheme.json · 판정 D-25 · D-70 · D-175 · D-234 · D-249 · D-267 · D-296 개정 2 · D-321.</w:t>
       </w:r>
     </w:p>
     <w:sectPr>
